--- a/LAB3/11_THMT-LAB3_1150080003-NgoGiaBao.docx
+++ b/LAB3/11_THMT-LAB3_1150080003-NgoGiaBao.docx
@@ -223,6 +223,25 @@
         </w:rPr>
         <w:t>:</w:t>
       </w:r>
+      <w:r>
+        <w:rPr>
+          <w:rFonts w:ascii="Times New Roman" w:hAnsi="Times New Roman" w:cs="Times New Roman"/>
+          <w:sz w:val="26"/>
+          <w:szCs w:val="26"/>
+        </w:rPr>
+        <w:t xml:space="preserve"> </w:t>
+      </w:r>
+      <w:hyperlink r:id="rId5" w:history="1">
+        <w:r>
+          <w:rPr>
+            <w:rStyle w:val="Hyperlink"/>
+            <w:rFonts w:ascii="Times New Roman" w:hAnsi="Times New Roman" w:cs="Times New Roman"/>
+            <w:sz w:val="26"/>
+            <w:szCs w:val="26"/>
+          </w:rPr>
+          <w:t>https://youtu.be/usraTujNp84</w:t>
+        </w:r>
+      </w:hyperlink>
     </w:p>
     <w:p>
       <w:pPr>
@@ -1031,6 +1050,7 @@
       <w:r>
         <w:rPr>
           <w:rFonts w:ascii="Times New Roman" w:hAnsi="Times New Roman" w:cs="Times New Roman"/>
+          <w:noProof/>
           <w:sz w:val="26"/>
           <w:szCs w:val="26"/>
         </w:rPr>
@@ -1050,7 +1070,7 @@
                     <pic:cNvPicPr/>
                   </pic:nvPicPr>
                   <pic:blipFill>
-                    <a:blip r:embed="rId5"/>
+                    <a:blip r:embed="rId6"/>
                     <a:stretch>
                       <a:fillRect/>
                     </a:stretch>
@@ -1253,6 +1273,7 @@
       <w:r>
         <w:rPr>
           <w:rFonts w:ascii="Times New Roman" w:hAnsi="Times New Roman" w:cs="Times New Roman"/>
+          <w:noProof/>
           <w:sz w:val="26"/>
           <w:szCs w:val="26"/>
         </w:rPr>
@@ -1273,7 +1294,7 @@
                     <pic:cNvPicPr/>
                   </pic:nvPicPr>
                   <pic:blipFill>
-                    <a:blip r:embed="rId6"/>
+                    <a:blip r:embed="rId7"/>
                     <a:stretch>
                       <a:fillRect/>
                     </a:stretch>
@@ -1468,6 +1489,7 @@
       <w:r>
         <w:rPr>
           <w:rFonts w:ascii="Times New Roman" w:hAnsi="Times New Roman" w:cs="Times New Roman"/>
+          <w:noProof/>
           <w:sz w:val="26"/>
           <w:szCs w:val="26"/>
         </w:rPr>
@@ -1487,7 +1509,7 @@
                     <pic:cNvPicPr/>
                   </pic:nvPicPr>
                   <pic:blipFill>
-                    <a:blip r:embed="rId7"/>
+                    <a:blip r:embed="rId8"/>
                     <a:stretch>
                       <a:fillRect/>
                     </a:stretch>
@@ -4188,7 +4210,25 @@
                 <w:sz w:val="26"/>
                 <w:szCs w:val="26"/>
               </w:rPr>
-              <w:t xml:space="preserve"> trong C:\LAB3</w:t>
+              <w:t xml:space="preserve"> </w:t>
+            </w:r>
+            <w:proofErr w:type="spellStart"/>
+            <w:r>
+              <w:rPr>
+                <w:rFonts w:ascii="Times New Roman" w:hAnsi="Times New Roman" w:cs="Times New Roman"/>
+                <w:sz w:val="26"/>
+                <w:szCs w:val="26"/>
+              </w:rPr>
+              <w:t>trong</w:t>
+            </w:r>
+            <w:proofErr w:type="spellEnd"/>
+            <w:r>
+              <w:rPr>
+                <w:rFonts w:ascii="Times New Roman" w:hAnsi="Times New Roman" w:cs="Times New Roman"/>
+                <w:sz w:val="26"/>
+                <w:szCs w:val="26"/>
+              </w:rPr>
+              <w:t xml:space="preserve"> C:\LAB3</w:t>
             </w:r>
           </w:p>
         </w:tc>
@@ -4430,8 +4470,18 @@
                 <w:sz w:val="26"/>
                 <w:szCs w:val="26"/>
               </w:rPr>
-              <w:t xml:space="preserve"> ổ đĩa</w:t>
-            </w:r>
+              <w:t xml:space="preserve"> ổ </w:t>
+            </w:r>
+            <w:proofErr w:type="spellStart"/>
+            <w:r>
+              <w:rPr>
+                <w:rFonts w:ascii="Times New Roman" w:hAnsi="Times New Roman" w:cs="Times New Roman"/>
+                <w:sz w:val="26"/>
+                <w:szCs w:val="26"/>
+              </w:rPr>
+              <w:t>đĩa</w:t>
+            </w:r>
+            <w:proofErr w:type="spellEnd"/>
           </w:p>
         </w:tc>
         <w:tc>
@@ -6241,7 +6291,25 @@
                 <w:sz w:val="26"/>
                 <w:szCs w:val="26"/>
               </w:rPr>
-              <w:t xml:space="preserve"> và </w:t>
+              <w:t xml:space="preserve"> </w:t>
+            </w:r>
+            <w:proofErr w:type="spellStart"/>
+            <w:r>
+              <w:rPr>
+                <w:rFonts w:ascii="Times New Roman" w:hAnsi="Times New Roman" w:cs="Times New Roman"/>
+                <w:sz w:val="26"/>
+                <w:szCs w:val="26"/>
+              </w:rPr>
+              <w:t>và</w:t>
+            </w:r>
+            <w:proofErr w:type="spellEnd"/>
+            <w:r>
+              <w:rPr>
+                <w:rFonts w:ascii="Times New Roman" w:hAnsi="Times New Roman" w:cs="Times New Roman"/>
+                <w:sz w:val="26"/>
+                <w:szCs w:val="26"/>
+              </w:rPr>
+              <w:t xml:space="preserve"> </w:t>
             </w:r>
             <w:proofErr w:type="spellStart"/>
             <w:r>
@@ -11157,6 +11225,927 @@
         </w:rPr>
         <w:t>KẾT LUẬN</w:t>
       </w:r>
+    </w:p>
+    <w:p>
+      <w:pPr>
+        <w:tabs>
+          <w:tab w:val="left" w:pos="3053"/>
+        </w:tabs>
+        <w:rPr>
+          <w:rFonts w:ascii="Times New Roman" w:hAnsi="Times New Roman" w:cs="Times New Roman"/>
+          <w:sz w:val="26"/>
+          <w:szCs w:val="26"/>
+        </w:rPr>
+      </w:pPr>
+      <w:r>
+        <w:rPr>
+          <w:rFonts w:ascii="Times New Roman" w:hAnsi="Times New Roman" w:cs="Times New Roman"/>
+          <w:sz w:val="26"/>
+          <w:szCs w:val="26"/>
+        </w:rPr>
+        <w:lastRenderedPageBreak/>
+        <w:t xml:space="preserve">Em </w:t>
+      </w:r>
+      <w:proofErr w:type="spellStart"/>
+      <w:r>
+        <w:rPr>
+          <w:rFonts w:ascii="Times New Roman" w:hAnsi="Times New Roman" w:cs="Times New Roman"/>
+          <w:sz w:val="26"/>
+          <w:szCs w:val="26"/>
+        </w:rPr>
+        <w:t>đã</w:t>
+      </w:r>
+      <w:proofErr w:type="spellEnd"/>
+      <w:r>
+        <w:rPr>
+          <w:rFonts w:ascii="Times New Roman" w:hAnsi="Times New Roman" w:cs="Times New Roman"/>
+          <w:sz w:val="26"/>
+          <w:szCs w:val="26"/>
+        </w:rPr>
+        <w:t xml:space="preserve"> </w:t>
+      </w:r>
+      <w:proofErr w:type="spellStart"/>
+      <w:r>
+        <w:rPr>
+          <w:rFonts w:ascii="Times New Roman" w:hAnsi="Times New Roman" w:cs="Times New Roman"/>
+          <w:sz w:val="26"/>
+          <w:szCs w:val="26"/>
+        </w:rPr>
+        <w:t>hoàn</w:t>
+      </w:r>
+      <w:proofErr w:type="spellEnd"/>
+      <w:r>
+        <w:rPr>
+          <w:rFonts w:ascii="Times New Roman" w:hAnsi="Times New Roman" w:cs="Times New Roman"/>
+          <w:sz w:val="26"/>
+          <w:szCs w:val="26"/>
+        </w:rPr>
+        <w:t xml:space="preserve"> </w:t>
+      </w:r>
+      <w:proofErr w:type="spellStart"/>
+      <w:r>
+        <w:rPr>
+          <w:rFonts w:ascii="Times New Roman" w:hAnsi="Times New Roman" w:cs="Times New Roman"/>
+          <w:sz w:val="26"/>
+          <w:szCs w:val="26"/>
+        </w:rPr>
+        <w:t>thành</w:t>
+      </w:r>
+      <w:proofErr w:type="spellEnd"/>
+      <w:r>
+        <w:rPr>
+          <w:rFonts w:ascii="Times New Roman" w:hAnsi="Times New Roman" w:cs="Times New Roman"/>
+          <w:sz w:val="26"/>
+          <w:szCs w:val="26"/>
+        </w:rPr>
+        <w:t xml:space="preserve"> </w:t>
+      </w:r>
+      <w:proofErr w:type="spellStart"/>
+      <w:r>
+        <w:rPr>
+          <w:rFonts w:ascii="Times New Roman" w:hAnsi="Times New Roman" w:cs="Times New Roman"/>
+          <w:sz w:val="26"/>
+          <w:szCs w:val="26"/>
+        </w:rPr>
+        <w:t>bước</w:t>
+      </w:r>
+      <w:proofErr w:type="spellEnd"/>
+      <w:r>
+        <w:rPr>
+          <w:rFonts w:ascii="Times New Roman" w:hAnsi="Times New Roman" w:cs="Times New Roman"/>
+          <w:sz w:val="26"/>
+          <w:szCs w:val="26"/>
+        </w:rPr>
+        <w:t xml:space="preserve"> </w:t>
+      </w:r>
+      <w:proofErr w:type="spellStart"/>
+      <w:r>
+        <w:rPr>
+          <w:rFonts w:ascii="Times New Roman" w:hAnsi="Times New Roman" w:cs="Times New Roman"/>
+          <w:sz w:val="26"/>
+          <w:szCs w:val="26"/>
+        </w:rPr>
+        <w:t>chuẩn</w:t>
+      </w:r>
+      <w:proofErr w:type="spellEnd"/>
+      <w:r>
+        <w:rPr>
+          <w:rFonts w:ascii="Times New Roman" w:hAnsi="Times New Roman" w:cs="Times New Roman"/>
+          <w:sz w:val="26"/>
+          <w:szCs w:val="26"/>
+        </w:rPr>
+        <w:t xml:space="preserve"> </w:t>
+      </w:r>
+      <w:proofErr w:type="spellStart"/>
+      <w:r>
+        <w:rPr>
+          <w:rFonts w:ascii="Times New Roman" w:hAnsi="Times New Roman" w:cs="Times New Roman"/>
+          <w:sz w:val="26"/>
+          <w:szCs w:val="26"/>
+        </w:rPr>
+        <w:t>bị</w:t>
+      </w:r>
+      <w:proofErr w:type="spellEnd"/>
+      <w:r>
+        <w:rPr>
+          <w:rFonts w:ascii="Times New Roman" w:hAnsi="Times New Roman" w:cs="Times New Roman"/>
+          <w:sz w:val="26"/>
+          <w:szCs w:val="26"/>
+        </w:rPr>
+        <w:t xml:space="preserve"> repository, </w:t>
+      </w:r>
+      <w:proofErr w:type="spellStart"/>
+      <w:r>
+        <w:rPr>
+          <w:rFonts w:ascii="Times New Roman" w:hAnsi="Times New Roman" w:cs="Times New Roman"/>
+          <w:sz w:val="26"/>
+          <w:szCs w:val="26"/>
+        </w:rPr>
+        <w:t>cấu</w:t>
+      </w:r>
+      <w:proofErr w:type="spellEnd"/>
+      <w:r>
+        <w:rPr>
+          <w:rFonts w:ascii="Times New Roman" w:hAnsi="Times New Roman" w:cs="Times New Roman"/>
+          <w:sz w:val="26"/>
+          <w:szCs w:val="26"/>
+        </w:rPr>
+        <w:t xml:space="preserve"> </w:t>
+      </w:r>
+      <w:proofErr w:type="spellStart"/>
+      <w:r>
+        <w:rPr>
+          <w:rFonts w:ascii="Times New Roman" w:hAnsi="Times New Roman" w:cs="Times New Roman"/>
+          <w:sz w:val="26"/>
+          <w:szCs w:val="26"/>
+        </w:rPr>
+        <w:t>trúc</w:t>
+      </w:r>
+      <w:proofErr w:type="spellEnd"/>
+      <w:r>
+        <w:rPr>
+          <w:rFonts w:ascii="Times New Roman" w:hAnsi="Times New Roman" w:cs="Times New Roman"/>
+          <w:sz w:val="26"/>
+          <w:szCs w:val="26"/>
+        </w:rPr>
+        <w:t xml:space="preserve"> </w:t>
+      </w:r>
+      <w:proofErr w:type="spellStart"/>
+      <w:r>
+        <w:rPr>
+          <w:rFonts w:ascii="Times New Roman" w:hAnsi="Times New Roman" w:cs="Times New Roman"/>
+          <w:sz w:val="26"/>
+          <w:szCs w:val="26"/>
+        </w:rPr>
+        <w:t>báo</w:t>
+      </w:r>
+      <w:proofErr w:type="spellEnd"/>
+      <w:r>
+        <w:rPr>
+          <w:rFonts w:ascii="Times New Roman" w:hAnsi="Times New Roman" w:cs="Times New Roman"/>
+          <w:sz w:val="26"/>
+          <w:szCs w:val="26"/>
+        </w:rPr>
+        <w:t xml:space="preserve"> </w:t>
+      </w:r>
+      <w:proofErr w:type="spellStart"/>
+      <w:r>
+        <w:rPr>
+          <w:rFonts w:ascii="Times New Roman" w:hAnsi="Times New Roman" w:cs="Times New Roman"/>
+          <w:sz w:val="26"/>
+          <w:szCs w:val="26"/>
+        </w:rPr>
+        <w:t>cáo</w:t>
+      </w:r>
+      <w:proofErr w:type="spellEnd"/>
+      <w:r>
+        <w:rPr>
+          <w:rFonts w:ascii="Times New Roman" w:hAnsi="Times New Roman" w:cs="Times New Roman"/>
+          <w:sz w:val="26"/>
+          <w:szCs w:val="26"/>
+        </w:rPr>
+        <w:t xml:space="preserve">, </w:t>
+      </w:r>
+      <w:proofErr w:type="spellStart"/>
+      <w:r>
+        <w:rPr>
+          <w:rFonts w:ascii="Times New Roman" w:hAnsi="Times New Roman" w:cs="Times New Roman"/>
+          <w:sz w:val="26"/>
+          <w:szCs w:val="26"/>
+        </w:rPr>
+        <w:t>bộ</w:t>
+      </w:r>
+      <w:proofErr w:type="spellEnd"/>
+      <w:r>
+        <w:rPr>
+          <w:rFonts w:ascii="Times New Roman" w:hAnsi="Times New Roman" w:cs="Times New Roman"/>
+          <w:sz w:val="26"/>
+          <w:szCs w:val="26"/>
+        </w:rPr>
+        <w:t xml:space="preserve"> </w:t>
+      </w:r>
+      <w:proofErr w:type="spellStart"/>
+      <w:r>
+        <w:rPr>
+          <w:rFonts w:ascii="Times New Roman" w:hAnsi="Times New Roman" w:cs="Times New Roman"/>
+          <w:sz w:val="26"/>
+          <w:szCs w:val="26"/>
+        </w:rPr>
+        <w:t>công</w:t>
+      </w:r>
+      <w:proofErr w:type="spellEnd"/>
+      <w:r>
+        <w:rPr>
+          <w:rFonts w:ascii="Times New Roman" w:hAnsi="Times New Roman" w:cs="Times New Roman"/>
+          <w:sz w:val="26"/>
+          <w:szCs w:val="26"/>
+        </w:rPr>
+        <w:t xml:space="preserve"> </w:t>
+      </w:r>
+      <w:proofErr w:type="spellStart"/>
+      <w:r>
+        <w:rPr>
+          <w:rFonts w:ascii="Times New Roman" w:hAnsi="Times New Roman" w:cs="Times New Roman"/>
+          <w:sz w:val="26"/>
+          <w:szCs w:val="26"/>
+        </w:rPr>
+        <w:t>cụ</w:t>
+      </w:r>
+      <w:proofErr w:type="spellEnd"/>
+      <w:r>
+        <w:rPr>
+          <w:rFonts w:ascii="Times New Roman" w:hAnsi="Times New Roman" w:cs="Times New Roman"/>
+          <w:sz w:val="26"/>
+          <w:szCs w:val="26"/>
+        </w:rPr>
+        <w:t xml:space="preserve"> </w:t>
+      </w:r>
+      <w:proofErr w:type="spellStart"/>
+      <w:r>
+        <w:rPr>
+          <w:rFonts w:ascii="Times New Roman" w:hAnsi="Times New Roman" w:cs="Times New Roman"/>
+          <w:sz w:val="26"/>
+          <w:szCs w:val="26"/>
+        </w:rPr>
+        <w:t>và</w:t>
+      </w:r>
+      <w:proofErr w:type="spellEnd"/>
+      <w:r>
+        <w:rPr>
+          <w:rFonts w:ascii="Times New Roman" w:hAnsi="Times New Roman" w:cs="Times New Roman"/>
+          <w:sz w:val="26"/>
+          <w:szCs w:val="26"/>
+        </w:rPr>
+        <w:t xml:space="preserve"> </w:t>
+      </w:r>
+      <w:proofErr w:type="spellStart"/>
+      <w:r>
+        <w:rPr>
+          <w:rFonts w:ascii="Times New Roman" w:hAnsi="Times New Roman" w:cs="Times New Roman"/>
+          <w:sz w:val="26"/>
+          <w:szCs w:val="26"/>
+        </w:rPr>
+        <w:t>phần</w:t>
+      </w:r>
+      <w:proofErr w:type="spellEnd"/>
+      <w:r>
+        <w:rPr>
+          <w:rFonts w:ascii="Times New Roman" w:hAnsi="Times New Roman" w:cs="Times New Roman"/>
+          <w:sz w:val="26"/>
+          <w:szCs w:val="26"/>
+        </w:rPr>
+        <w:t xml:space="preserve"> </w:t>
+      </w:r>
+      <w:proofErr w:type="spellStart"/>
+      <w:r>
+        <w:rPr>
+          <w:rFonts w:ascii="Times New Roman" w:hAnsi="Times New Roman" w:cs="Times New Roman"/>
+          <w:sz w:val="26"/>
+          <w:szCs w:val="26"/>
+        </w:rPr>
+        <w:t>phân</w:t>
+      </w:r>
+      <w:proofErr w:type="spellEnd"/>
+      <w:r>
+        <w:rPr>
+          <w:rFonts w:ascii="Times New Roman" w:hAnsi="Times New Roman" w:cs="Times New Roman"/>
+          <w:sz w:val="26"/>
+          <w:szCs w:val="26"/>
+        </w:rPr>
+        <w:t xml:space="preserve"> </w:t>
+      </w:r>
+      <w:proofErr w:type="spellStart"/>
+      <w:r>
+        <w:rPr>
+          <w:rFonts w:ascii="Times New Roman" w:hAnsi="Times New Roman" w:cs="Times New Roman"/>
+          <w:sz w:val="26"/>
+          <w:szCs w:val="26"/>
+        </w:rPr>
+        <w:t>tích</w:t>
+      </w:r>
+      <w:proofErr w:type="spellEnd"/>
+      <w:r>
+        <w:rPr>
+          <w:rFonts w:ascii="Times New Roman" w:hAnsi="Times New Roman" w:cs="Times New Roman"/>
+          <w:sz w:val="26"/>
+          <w:szCs w:val="26"/>
+        </w:rPr>
+        <w:t xml:space="preserve"> TH1. Tuy </w:t>
+      </w:r>
+      <w:proofErr w:type="spellStart"/>
+      <w:r>
+        <w:rPr>
+          <w:rFonts w:ascii="Times New Roman" w:hAnsi="Times New Roman" w:cs="Times New Roman"/>
+          <w:sz w:val="26"/>
+          <w:szCs w:val="26"/>
+        </w:rPr>
+        <w:t>nhiên</w:t>
+      </w:r>
+      <w:proofErr w:type="spellEnd"/>
+      <w:r>
+        <w:rPr>
+          <w:rFonts w:ascii="Times New Roman" w:hAnsi="Times New Roman" w:cs="Times New Roman"/>
+          <w:sz w:val="26"/>
+          <w:szCs w:val="26"/>
+        </w:rPr>
+        <w:t xml:space="preserve">, </w:t>
+      </w:r>
+      <w:proofErr w:type="spellStart"/>
+      <w:r>
+        <w:rPr>
+          <w:rFonts w:ascii="Times New Roman" w:hAnsi="Times New Roman" w:cs="Times New Roman"/>
+          <w:sz w:val="26"/>
+          <w:szCs w:val="26"/>
+        </w:rPr>
+        <w:t>máy</w:t>
+      </w:r>
+      <w:proofErr w:type="spellEnd"/>
+      <w:r>
+        <w:rPr>
+          <w:rFonts w:ascii="Times New Roman" w:hAnsi="Times New Roman" w:cs="Times New Roman"/>
+          <w:sz w:val="26"/>
+          <w:szCs w:val="26"/>
+        </w:rPr>
+        <w:t xml:space="preserve"> </w:t>
+      </w:r>
+      <w:proofErr w:type="spellStart"/>
+      <w:r>
+        <w:rPr>
+          <w:rFonts w:ascii="Times New Roman" w:hAnsi="Times New Roman" w:cs="Times New Roman"/>
+          <w:sz w:val="26"/>
+          <w:szCs w:val="26"/>
+        </w:rPr>
+        <w:t>ảo</w:t>
+      </w:r>
+      <w:proofErr w:type="spellEnd"/>
+      <w:r>
+        <w:rPr>
+          <w:rFonts w:ascii="Times New Roman" w:hAnsi="Times New Roman" w:cs="Times New Roman"/>
+          <w:sz w:val="26"/>
+          <w:szCs w:val="26"/>
+        </w:rPr>
+        <w:t xml:space="preserve"> </w:t>
+      </w:r>
+      <w:proofErr w:type="spellStart"/>
+      <w:r>
+        <w:rPr>
+          <w:rFonts w:ascii="Times New Roman" w:hAnsi="Times New Roman" w:cs="Times New Roman"/>
+          <w:sz w:val="26"/>
+          <w:szCs w:val="26"/>
+        </w:rPr>
+        <w:t>hiện</w:t>
+      </w:r>
+      <w:proofErr w:type="spellEnd"/>
+      <w:r>
+        <w:rPr>
+          <w:rFonts w:ascii="Times New Roman" w:hAnsi="Times New Roman" w:cs="Times New Roman"/>
+          <w:sz w:val="26"/>
+          <w:szCs w:val="26"/>
+        </w:rPr>
+        <w:t xml:space="preserve"> </w:t>
+      </w:r>
+      <w:proofErr w:type="spellStart"/>
+      <w:r>
+        <w:rPr>
+          <w:rFonts w:ascii="Times New Roman" w:hAnsi="Times New Roman" w:cs="Times New Roman"/>
+          <w:sz w:val="26"/>
+          <w:szCs w:val="26"/>
+        </w:rPr>
+        <w:t>có</w:t>
+      </w:r>
+      <w:proofErr w:type="spellEnd"/>
+      <w:r>
+        <w:rPr>
+          <w:rFonts w:ascii="Times New Roman" w:hAnsi="Times New Roman" w:cs="Times New Roman"/>
+          <w:sz w:val="26"/>
+          <w:szCs w:val="26"/>
+        </w:rPr>
+        <w:t xml:space="preserve"> </w:t>
+      </w:r>
+      <w:proofErr w:type="spellStart"/>
+      <w:r>
+        <w:rPr>
+          <w:rFonts w:ascii="Times New Roman" w:hAnsi="Times New Roman" w:cs="Times New Roman"/>
+          <w:sz w:val="26"/>
+          <w:szCs w:val="26"/>
+        </w:rPr>
+        <w:t>là</w:t>
+      </w:r>
+      <w:proofErr w:type="spellEnd"/>
+      <w:r>
+        <w:rPr>
+          <w:rFonts w:ascii="Times New Roman" w:hAnsi="Times New Roman" w:cs="Times New Roman"/>
+          <w:sz w:val="26"/>
+          <w:szCs w:val="26"/>
+        </w:rPr>
+        <w:t xml:space="preserve"> Kali Linux </w:t>
+      </w:r>
+      <w:proofErr w:type="spellStart"/>
+      <w:r>
+        <w:rPr>
+          <w:rFonts w:ascii="Times New Roman" w:hAnsi="Times New Roman" w:cs="Times New Roman"/>
+          <w:sz w:val="26"/>
+          <w:szCs w:val="26"/>
+        </w:rPr>
+        <w:t>và</w:t>
+      </w:r>
+      <w:proofErr w:type="spellEnd"/>
+      <w:r>
+        <w:rPr>
+          <w:rFonts w:ascii="Times New Roman" w:hAnsi="Times New Roman" w:cs="Times New Roman"/>
+          <w:sz w:val="26"/>
+          <w:szCs w:val="26"/>
+        </w:rPr>
+        <w:t xml:space="preserve"> Windows Server 2025, </w:t>
+      </w:r>
+      <w:proofErr w:type="spellStart"/>
+      <w:r>
+        <w:rPr>
+          <w:rFonts w:ascii="Times New Roman" w:hAnsi="Times New Roman" w:cs="Times New Roman"/>
+          <w:sz w:val="26"/>
+          <w:szCs w:val="26"/>
+        </w:rPr>
+        <w:t>không</w:t>
+      </w:r>
+      <w:proofErr w:type="spellEnd"/>
+      <w:r>
+        <w:rPr>
+          <w:rFonts w:ascii="Times New Roman" w:hAnsi="Times New Roman" w:cs="Times New Roman"/>
+          <w:sz w:val="26"/>
+          <w:szCs w:val="26"/>
+        </w:rPr>
+        <w:t xml:space="preserve"> </w:t>
+      </w:r>
+      <w:proofErr w:type="spellStart"/>
+      <w:r>
+        <w:rPr>
+          <w:rFonts w:ascii="Times New Roman" w:hAnsi="Times New Roman" w:cs="Times New Roman"/>
+          <w:sz w:val="26"/>
+          <w:szCs w:val="26"/>
+        </w:rPr>
+        <w:t>đúng</w:t>
+      </w:r>
+      <w:proofErr w:type="spellEnd"/>
+      <w:r>
+        <w:rPr>
+          <w:rFonts w:ascii="Times New Roman" w:hAnsi="Times New Roman" w:cs="Times New Roman"/>
+          <w:sz w:val="26"/>
+          <w:szCs w:val="26"/>
+        </w:rPr>
+        <w:t xml:space="preserve"> </w:t>
+      </w:r>
+      <w:proofErr w:type="spellStart"/>
+      <w:r>
+        <w:rPr>
+          <w:rFonts w:ascii="Times New Roman" w:hAnsi="Times New Roman" w:cs="Times New Roman"/>
+          <w:sz w:val="26"/>
+          <w:szCs w:val="26"/>
+        </w:rPr>
+        <w:t>môi</w:t>
+      </w:r>
+      <w:proofErr w:type="spellEnd"/>
+      <w:r>
+        <w:rPr>
+          <w:rFonts w:ascii="Times New Roman" w:hAnsi="Times New Roman" w:cs="Times New Roman"/>
+          <w:sz w:val="26"/>
+          <w:szCs w:val="26"/>
+        </w:rPr>
+        <w:t xml:space="preserve"> </w:t>
+      </w:r>
+      <w:proofErr w:type="spellStart"/>
+      <w:r>
+        <w:rPr>
+          <w:rFonts w:ascii="Times New Roman" w:hAnsi="Times New Roman" w:cs="Times New Roman"/>
+          <w:sz w:val="26"/>
+          <w:szCs w:val="26"/>
+        </w:rPr>
+        <w:t>trường</w:t>
+      </w:r>
+      <w:proofErr w:type="spellEnd"/>
+      <w:r>
+        <w:rPr>
+          <w:rFonts w:ascii="Times New Roman" w:hAnsi="Times New Roman" w:cs="Times New Roman"/>
+          <w:sz w:val="26"/>
+          <w:szCs w:val="26"/>
+        </w:rPr>
+        <w:t xml:space="preserve"> Windows 11 25H2 </w:t>
+      </w:r>
+      <w:proofErr w:type="spellStart"/>
+      <w:r>
+        <w:rPr>
+          <w:rFonts w:ascii="Times New Roman" w:hAnsi="Times New Roman" w:cs="Times New Roman"/>
+          <w:sz w:val="26"/>
+          <w:szCs w:val="26"/>
+        </w:rPr>
+        <w:t>của</w:t>
+      </w:r>
+      <w:proofErr w:type="spellEnd"/>
+      <w:r>
+        <w:rPr>
+          <w:rFonts w:ascii="Times New Roman" w:hAnsi="Times New Roman" w:cs="Times New Roman"/>
+          <w:sz w:val="26"/>
+          <w:szCs w:val="26"/>
+        </w:rPr>
+        <w:t xml:space="preserve"> </w:t>
+      </w:r>
+      <w:proofErr w:type="spellStart"/>
+      <w:r>
+        <w:rPr>
+          <w:rFonts w:ascii="Times New Roman" w:hAnsi="Times New Roman" w:cs="Times New Roman"/>
+          <w:sz w:val="26"/>
+          <w:szCs w:val="26"/>
+        </w:rPr>
+        <w:t>đề</w:t>
+      </w:r>
+      <w:proofErr w:type="spellEnd"/>
+      <w:r>
+        <w:rPr>
+          <w:rFonts w:ascii="Times New Roman" w:hAnsi="Times New Roman" w:cs="Times New Roman"/>
+          <w:sz w:val="26"/>
+          <w:szCs w:val="26"/>
+        </w:rPr>
+        <w:t xml:space="preserve"> </w:t>
+      </w:r>
+      <w:proofErr w:type="spellStart"/>
+      <w:r>
+        <w:rPr>
+          <w:rFonts w:ascii="Times New Roman" w:hAnsi="Times New Roman" w:cs="Times New Roman"/>
+          <w:sz w:val="26"/>
+          <w:szCs w:val="26"/>
+        </w:rPr>
+        <w:t>nên</w:t>
+      </w:r>
+      <w:proofErr w:type="spellEnd"/>
+      <w:r>
+        <w:rPr>
+          <w:rFonts w:ascii="Times New Roman" w:hAnsi="Times New Roman" w:cs="Times New Roman"/>
+          <w:sz w:val="26"/>
+          <w:szCs w:val="26"/>
+        </w:rPr>
+        <w:t xml:space="preserve"> </w:t>
+      </w:r>
+      <w:proofErr w:type="spellStart"/>
+      <w:r>
+        <w:rPr>
+          <w:rFonts w:ascii="Times New Roman" w:hAnsi="Times New Roman" w:cs="Times New Roman"/>
+          <w:sz w:val="26"/>
+          <w:szCs w:val="26"/>
+        </w:rPr>
+        <w:t>em</w:t>
+      </w:r>
+      <w:proofErr w:type="spellEnd"/>
+      <w:r>
+        <w:rPr>
+          <w:rFonts w:ascii="Times New Roman" w:hAnsi="Times New Roman" w:cs="Times New Roman"/>
+          <w:sz w:val="26"/>
+          <w:szCs w:val="26"/>
+        </w:rPr>
+        <w:t xml:space="preserve"> </w:t>
+      </w:r>
+      <w:proofErr w:type="spellStart"/>
+      <w:r>
+        <w:rPr>
+          <w:rFonts w:ascii="Times New Roman" w:hAnsi="Times New Roman" w:cs="Times New Roman"/>
+          <w:sz w:val="26"/>
+          <w:szCs w:val="26"/>
+        </w:rPr>
+        <w:t>dừng</w:t>
+      </w:r>
+      <w:proofErr w:type="spellEnd"/>
+      <w:r>
+        <w:rPr>
+          <w:rFonts w:ascii="Times New Roman" w:hAnsi="Times New Roman" w:cs="Times New Roman"/>
+          <w:sz w:val="26"/>
+          <w:szCs w:val="26"/>
+        </w:rPr>
+        <w:t xml:space="preserve"> </w:t>
+      </w:r>
+      <w:proofErr w:type="spellStart"/>
+      <w:r>
+        <w:rPr>
+          <w:rFonts w:ascii="Times New Roman" w:hAnsi="Times New Roman" w:cs="Times New Roman"/>
+          <w:sz w:val="26"/>
+          <w:szCs w:val="26"/>
+        </w:rPr>
+        <w:t>các</w:t>
+      </w:r>
+      <w:proofErr w:type="spellEnd"/>
+      <w:r>
+        <w:rPr>
+          <w:rFonts w:ascii="Times New Roman" w:hAnsi="Times New Roman" w:cs="Times New Roman"/>
+          <w:sz w:val="26"/>
+          <w:szCs w:val="26"/>
+        </w:rPr>
+        <w:t xml:space="preserve"> </w:t>
+      </w:r>
+      <w:proofErr w:type="spellStart"/>
+      <w:r>
+        <w:rPr>
+          <w:rFonts w:ascii="Times New Roman" w:hAnsi="Times New Roman" w:cs="Times New Roman"/>
+          <w:sz w:val="26"/>
+          <w:szCs w:val="26"/>
+        </w:rPr>
+        <w:t>tình</w:t>
+      </w:r>
+      <w:proofErr w:type="spellEnd"/>
+      <w:r>
+        <w:rPr>
+          <w:rFonts w:ascii="Times New Roman" w:hAnsi="Times New Roman" w:cs="Times New Roman"/>
+          <w:sz w:val="26"/>
+          <w:szCs w:val="26"/>
+        </w:rPr>
+        <w:t xml:space="preserve"> </w:t>
+      </w:r>
+      <w:proofErr w:type="spellStart"/>
+      <w:r>
+        <w:rPr>
+          <w:rFonts w:ascii="Times New Roman" w:hAnsi="Times New Roman" w:cs="Times New Roman"/>
+          <w:sz w:val="26"/>
+          <w:szCs w:val="26"/>
+        </w:rPr>
+        <w:t>huống</w:t>
+      </w:r>
+      <w:proofErr w:type="spellEnd"/>
+      <w:r>
+        <w:rPr>
+          <w:rFonts w:ascii="Times New Roman" w:hAnsi="Times New Roman" w:cs="Times New Roman"/>
+          <w:sz w:val="26"/>
+          <w:szCs w:val="26"/>
+        </w:rPr>
+        <w:t xml:space="preserve"> </w:t>
+      </w:r>
+      <w:proofErr w:type="spellStart"/>
+      <w:r>
+        <w:rPr>
+          <w:rFonts w:ascii="Times New Roman" w:hAnsi="Times New Roman" w:cs="Times New Roman"/>
+          <w:sz w:val="26"/>
+          <w:szCs w:val="26"/>
+        </w:rPr>
+        <w:t>kỹ</w:t>
+      </w:r>
+      <w:proofErr w:type="spellEnd"/>
+      <w:r>
+        <w:rPr>
+          <w:rFonts w:ascii="Times New Roman" w:hAnsi="Times New Roman" w:cs="Times New Roman"/>
+          <w:sz w:val="26"/>
+          <w:szCs w:val="26"/>
+        </w:rPr>
+        <w:t xml:space="preserve"> </w:t>
+      </w:r>
+      <w:proofErr w:type="spellStart"/>
+      <w:r>
+        <w:rPr>
+          <w:rFonts w:ascii="Times New Roman" w:hAnsi="Times New Roman" w:cs="Times New Roman"/>
+          <w:sz w:val="26"/>
+          <w:szCs w:val="26"/>
+        </w:rPr>
+        <w:t>thuật</w:t>
+      </w:r>
+      <w:proofErr w:type="spellEnd"/>
+      <w:r>
+        <w:rPr>
+          <w:rFonts w:ascii="Times New Roman" w:hAnsi="Times New Roman" w:cs="Times New Roman"/>
+          <w:sz w:val="26"/>
+          <w:szCs w:val="26"/>
+        </w:rPr>
+        <w:t xml:space="preserve"> </w:t>
+      </w:r>
+      <w:proofErr w:type="spellStart"/>
+      <w:r>
+        <w:rPr>
+          <w:rFonts w:ascii="Times New Roman" w:hAnsi="Times New Roman" w:cs="Times New Roman"/>
+          <w:sz w:val="26"/>
+          <w:szCs w:val="26"/>
+        </w:rPr>
+        <w:t>để</w:t>
+      </w:r>
+      <w:proofErr w:type="spellEnd"/>
+      <w:r>
+        <w:rPr>
+          <w:rFonts w:ascii="Times New Roman" w:hAnsi="Times New Roman" w:cs="Times New Roman"/>
+          <w:sz w:val="26"/>
+          <w:szCs w:val="26"/>
+        </w:rPr>
+        <w:t xml:space="preserve"> </w:t>
+      </w:r>
+      <w:proofErr w:type="spellStart"/>
+      <w:r>
+        <w:rPr>
+          <w:rFonts w:ascii="Times New Roman" w:hAnsi="Times New Roman" w:cs="Times New Roman"/>
+          <w:sz w:val="26"/>
+          <w:szCs w:val="26"/>
+        </w:rPr>
+        <w:t>tránh</w:t>
+      </w:r>
+      <w:proofErr w:type="spellEnd"/>
+      <w:r>
+        <w:rPr>
+          <w:rFonts w:ascii="Times New Roman" w:hAnsi="Times New Roman" w:cs="Times New Roman"/>
+          <w:sz w:val="26"/>
+          <w:szCs w:val="26"/>
+        </w:rPr>
+        <w:t xml:space="preserve"> </w:t>
+      </w:r>
+      <w:proofErr w:type="spellStart"/>
+      <w:r>
+        <w:rPr>
+          <w:rFonts w:ascii="Times New Roman" w:hAnsi="Times New Roman" w:cs="Times New Roman"/>
+          <w:sz w:val="26"/>
+          <w:szCs w:val="26"/>
+        </w:rPr>
+        <w:t>tạo</w:t>
+      </w:r>
+      <w:proofErr w:type="spellEnd"/>
+      <w:r>
+        <w:rPr>
+          <w:rFonts w:ascii="Times New Roman" w:hAnsi="Times New Roman" w:cs="Times New Roman"/>
+          <w:sz w:val="26"/>
+          <w:szCs w:val="26"/>
+        </w:rPr>
+        <w:t xml:space="preserve"> </w:t>
+      </w:r>
+      <w:proofErr w:type="spellStart"/>
+      <w:r>
+        <w:rPr>
+          <w:rFonts w:ascii="Times New Roman" w:hAnsi="Times New Roman" w:cs="Times New Roman"/>
+          <w:sz w:val="26"/>
+          <w:szCs w:val="26"/>
+        </w:rPr>
+        <w:t>bằng</w:t>
+      </w:r>
+      <w:proofErr w:type="spellEnd"/>
+      <w:r>
+        <w:rPr>
+          <w:rFonts w:ascii="Times New Roman" w:hAnsi="Times New Roman" w:cs="Times New Roman"/>
+          <w:sz w:val="26"/>
+          <w:szCs w:val="26"/>
+        </w:rPr>
+        <w:t xml:space="preserve"> </w:t>
+      </w:r>
+      <w:proofErr w:type="spellStart"/>
+      <w:r>
+        <w:rPr>
+          <w:rFonts w:ascii="Times New Roman" w:hAnsi="Times New Roman" w:cs="Times New Roman"/>
+          <w:sz w:val="26"/>
+          <w:szCs w:val="26"/>
+        </w:rPr>
+        <w:t>chứng</w:t>
+      </w:r>
+      <w:proofErr w:type="spellEnd"/>
+      <w:r>
+        <w:rPr>
+          <w:rFonts w:ascii="Times New Roman" w:hAnsi="Times New Roman" w:cs="Times New Roman"/>
+          <w:sz w:val="26"/>
+          <w:szCs w:val="26"/>
+        </w:rPr>
+        <w:t xml:space="preserve"> </w:t>
+      </w:r>
+      <w:proofErr w:type="spellStart"/>
+      <w:r>
+        <w:rPr>
+          <w:rFonts w:ascii="Times New Roman" w:hAnsi="Times New Roman" w:cs="Times New Roman"/>
+          <w:sz w:val="26"/>
+          <w:szCs w:val="26"/>
+        </w:rPr>
+        <w:t>sai</w:t>
+      </w:r>
+      <w:proofErr w:type="spellEnd"/>
+      <w:r>
+        <w:rPr>
+          <w:rFonts w:ascii="Times New Roman" w:hAnsi="Times New Roman" w:cs="Times New Roman"/>
+          <w:sz w:val="26"/>
+          <w:szCs w:val="26"/>
+        </w:rPr>
+        <w:t>.</w:t>
+      </w:r>
+      <w:r>
+        <w:rPr>
+          <w:rFonts w:ascii="Times New Roman" w:hAnsi="Times New Roman" w:cs="Times New Roman"/>
+          <w:sz w:val="26"/>
+          <w:szCs w:val="26"/>
+        </w:rPr>
+        <w:t xml:space="preserve"> Em </w:t>
+      </w:r>
+      <w:proofErr w:type="spellStart"/>
+      <w:r>
+        <w:rPr>
+          <w:rFonts w:ascii="Times New Roman" w:hAnsi="Times New Roman" w:cs="Times New Roman"/>
+          <w:sz w:val="26"/>
+          <w:szCs w:val="26"/>
+        </w:rPr>
+        <w:t>xin</w:t>
+      </w:r>
+      <w:proofErr w:type="spellEnd"/>
+      <w:r>
+        <w:rPr>
+          <w:rFonts w:ascii="Times New Roman" w:hAnsi="Times New Roman" w:cs="Times New Roman"/>
+          <w:sz w:val="26"/>
+          <w:szCs w:val="26"/>
+        </w:rPr>
+        <w:t xml:space="preserve"> </w:t>
+      </w:r>
+      <w:proofErr w:type="spellStart"/>
+      <w:r>
+        <w:rPr>
+          <w:rFonts w:ascii="Times New Roman" w:hAnsi="Times New Roman" w:cs="Times New Roman"/>
+          <w:sz w:val="26"/>
+          <w:szCs w:val="26"/>
+        </w:rPr>
+        <w:t>lỗi</w:t>
+      </w:r>
+      <w:proofErr w:type="spellEnd"/>
+      <w:r>
+        <w:rPr>
+          <w:rFonts w:ascii="Times New Roman" w:hAnsi="Times New Roman" w:cs="Times New Roman"/>
+          <w:sz w:val="26"/>
+          <w:szCs w:val="26"/>
+        </w:rPr>
+        <w:t xml:space="preserve"> </w:t>
+      </w:r>
+      <w:proofErr w:type="spellStart"/>
+      <w:r>
+        <w:rPr>
+          <w:rFonts w:ascii="Times New Roman" w:hAnsi="Times New Roman" w:cs="Times New Roman"/>
+          <w:sz w:val="26"/>
+          <w:szCs w:val="26"/>
+        </w:rPr>
+        <w:t>vì</w:t>
+      </w:r>
+      <w:proofErr w:type="spellEnd"/>
+      <w:r>
+        <w:rPr>
+          <w:rFonts w:ascii="Times New Roman" w:hAnsi="Times New Roman" w:cs="Times New Roman"/>
+          <w:sz w:val="26"/>
+          <w:szCs w:val="26"/>
+        </w:rPr>
+        <w:t xml:space="preserve"> </w:t>
+      </w:r>
+      <w:proofErr w:type="spellStart"/>
+      <w:r>
+        <w:rPr>
+          <w:rFonts w:ascii="Times New Roman" w:hAnsi="Times New Roman" w:cs="Times New Roman"/>
+          <w:sz w:val="26"/>
+          <w:szCs w:val="26"/>
+        </w:rPr>
+        <w:t>sự</w:t>
+      </w:r>
+      <w:proofErr w:type="spellEnd"/>
+      <w:r>
+        <w:rPr>
+          <w:rFonts w:ascii="Times New Roman" w:hAnsi="Times New Roman" w:cs="Times New Roman"/>
+          <w:sz w:val="26"/>
+          <w:szCs w:val="26"/>
+        </w:rPr>
+        <w:t xml:space="preserve"> </w:t>
+      </w:r>
+      <w:proofErr w:type="spellStart"/>
+      <w:r>
+        <w:rPr>
+          <w:rFonts w:ascii="Times New Roman" w:hAnsi="Times New Roman" w:cs="Times New Roman"/>
+          <w:sz w:val="26"/>
+          <w:szCs w:val="26"/>
+        </w:rPr>
+        <w:t>cố</w:t>
+      </w:r>
+      <w:proofErr w:type="spellEnd"/>
+      <w:r>
+        <w:rPr>
+          <w:rFonts w:ascii="Times New Roman" w:hAnsi="Times New Roman" w:cs="Times New Roman"/>
+          <w:sz w:val="26"/>
+          <w:szCs w:val="26"/>
+        </w:rPr>
+        <w:t xml:space="preserve"> </w:t>
+      </w:r>
+      <w:proofErr w:type="spellStart"/>
+      <w:r>
+        <w:rPr>
+          <w:rFonts w:ascii="Times New Roman" w:hAnsi="Times New Roman" w:cs="Times New Roman"/>
+          <w:sz w:val="26"/>
+          <w:szCs w:val="26"/>
+        </w:rPr>
+        <w:t>này</w:t>
+      </w:r>
+      <w:proofErr w:type="spellEnd"/>
     </w:p>
     <w:sectPr>
       <w:pgSz w:w="12240" w:h="15840"/>
@@ -11956,6 +12945,7 @@
   <w:style w:type="character" w:default="1" w:styleId="DefaultParagraphFont">
     <w:name w:val="Default Paragraph Font"/>
     <w:uiPriority w:val="1"/>
+    <w:semiHidden/>
     <w:unhideWhenUsed/>
   </w:style>
   <w:style w:type="table" w:default="1" w:styleId="TableNormal">
@@ -12288,6 +13278,29 @@
       </w:tblBorders>
     </w:tblPr>
   </w:style>
+  <w:style w:type="character" w:styleId="Hyperlink">
+    <w:name w:val="Hyperlink"/>
+    <w:basedOn w:val="DefaultParagraphFont"/>
+    <w:uiPriority w:val="99"/>
+    <w:unhideWhenUsed/>
+    <w:rsid w:val="00EC16AB"/>
+    <w:rPr>
+      <w:color w:val="467886" w:themeColor="hyperlink"/>
+      <w:u w:val="single"/>
+    </w:rPr>
+  </w:style>
+  <w:style w:type="character" w:styleId="UnresolvedMention">
+    <w:name w:val="Unresolved Mention"/>
+    <w:basedOn w:val="DefaultParagraphFont"/>
+    <w:uiPriority w:val="99"/>
+    <w:semiHidden/>
+    <w:unhideWhenUsed/>
+    <w:rsid w:val="00EC16AB"/>
+    <w:rPr>
+      <w:color w:val="605E5C"/>
+      <w:shd w:val="clear" w:color="auto" w:fill="E1DFDD"/>
+    </w:rPr>
+  </w:style>
 </w:styles>
 </file>
 
